--- a/Зазуля_Георгий_Алексеевич_6303_Отчет_2026.docx
+++ b/Зазуля_Георгий_Алексеевич_6303_Отчет_2026.docx
@@ -1167,7 +1167,7 @@
                 <w:noProof/>
                 <w:webHidden/>
               </w:rPr>
-              <w:t>4</w:t>
+              <w:t>5</w:t>
             </w:r>
             <w:r>
               <w:rPr>
@@ -1260,7 +1260,7 @@
                 <w:noProof/>
                 <w:webHidden/>
               </w:rPr>
-              <w:t>5</w:t>
+              <w:t>6</w:t>
             </w:r>
             <w:r>
               <w:rPr>
@@ -1353,7 +1353,7 @@
                 <w:noProof/>
                 <w:webHidden/>
               </w:rPr>
-              <w:t>6</w:t>
+              <w:t>7</w:t>
             </w:r>
             <w:r>
               <w:rPr>
@@ -1462,7 +1462,7 @@
                 <w:noProof/>
                 <w:webHidden/>
               </w:rPr>
-              <w:t>6</w:t>
+              <w:t>7</w:t>
             </w:r>
             <w:r>
               <w:rPr>
@@ -1571,7 +1571,7 @@
                 <w:noProof/>
                 <w:webHidden/>
               </w:rPr>
-              <w:t>6</w:t>
+              <w:t>7</w:t>
             </w:r>
             <w:r>
               <w:rPr>
@@ -1672,7 +1672,7 @@
                 <w:noProof/>
                 <w:webHidden/>
               </w:rPr>
-              <w:t>7</w:t>
+              <w:t>8</w:t>
             </w:r>
             <w:r>
               <w:rPr>
@@ -1766,7 +1766,7 @@
                 <w:noProof/>
                 <w:webHidden/>
               </w:rPr>
-              <w:t>8</w:t>
+              <w:t>9</w:t>
             </w:r>
             <w:r>
               <w:rPr>
@@ -1859,7 +1859,7 @@
                 <w:noProof/>
                 <w:webHidden/>
               </w:rPr>
-              <w:t>9</w:t>
+              <w:t>10</w:t>
             </w:r>
             <w:r>
               <w:rPr>
@@ -1997,7 +1997,7 @@
                 <w:noProof/>
                 <w:webHidden/>
               </w:rPr>
-              <w:t>9</w:t>
+              <w:t>10</w:t>
             </w:r>
             <w:r>
               <w:rPr>
@@ -2129,7 +2129,7 @@
                 <w:noProof/>
                 <w:webHidden/>
               </w:rPr>
-              <w:t>9</w:t>
+              <w:t>10</w:t>
             </w:r>
             <w:r>
               <w:rPr>
@@ -2246,7 +2246,7 @@
                 <w:noProof/>
                 <w:webHidden/>
               </w:rPr>
-              <w:t>9</w:t>
+              <w:t>10</w:t>
             </w:r>
             <w:r>
               <w:rPr>
@@ -2356,7 +2356,7 @@
                 <w:noProof/>
                 <w:webHidden/>
               </w:rPr>
-              <w:t>10</w:t>
+              <w:t>11</w:t>
             </w:r>
             <w:r>
               <w:rPr>
@@ -2449,7 +2449,7 @@
                 <w:noProof/>
                 <w:webHidden/>
               </w:rPr>
-              <w:t>11</w:t>
+              <w:t>12</w:t>
             </w:r>
             <w:r>
               <w:rPr>
@@ -2542,7 +2542,7 @@
                 <w:noProof/>
                 <w:webHidden/>
               </w:rPr>
-              <w:t>11</w:t>
+              <w:t>12</w:t>
             </w:r>
             <w:r>
               <w:rPr>
@@ -2644,7 +2644,7 @@
                 <w:noProof/>
                 <w:webHidden/>
               </w:rPr>
-              <w:t>11</w:t>
+              <w:t>12</w:t>
             </w:r>
             <w:r>
               <w:rPr>
@@ -2737,7 +2737,7 @@
                 <w:noProof/>
                 <w:webHidden/>
               </w:rPr>
-              <w:t>12</w:t>
+              <w:t>13</w:t>
             </w:r>
             <w:r>
               <w:rPr>
@@ -2808,7 +2808,7 @@
                 <w:noProof/>
                 <w:webHidden/>
               </w:rPr>
-              <w:t>16</w:t>
+              <w:t>17</w:t>
             </w:r>
             <w:r>
               <w:rPr>
@@ -2893,7 +2893,7 @@
                 <w:noProof/>
                 <w:webHidden/>
               </w:rPr>
-              <w:t>17</w:t>
+              <w:t>18</w:t>
             </w:r>
             <w:r>
               <w:rPr>
@@ -2972,7 +2972,7 @@
                 <w:noProof/>
                 <w:webHidden/>
               </w:rPr>
-              <w:t>17</w:t>
+              <w:t>18</w:t>
             </w:r>
             <w:r>
               <w:rPr>
@@ -3051,7 +3051,7 @@
                 <w:noProof/>
                 <w:webHidden/>
               </w:rPr>
-              <w:t>17</w:t>
+              <w:t>18</w:t>
             </w:r>
             <w:r>
               <w:rPr>
@@ -3122,7 +3122,7 @@
                 <w:noProof/>
                 <w:webHidden/>
               </w:rPr>
-              <w:t>17</w:t>
+              <w:t>18</w:t>
             </w:r>
             <w:r>
               <w:rPr>
@@ -9317,10 +9317,7 @@
         <w:t>OpenCV</w:t>
       </w:r>
       <w:r>
-        <w:t xml:space="preserve">: </w:t>
-      </w:r>
-      <w:r>
-        <w:t>успешно реализованы как базовые, так и усложненные (гамма-коррекция, выравнивание гистограмм) алгоритмы обработки изображений средствами </w:t>
+        <w:t>: успешно реализованы как базовые, так и усложненные (гамма-коррекция, выравнивание гистограмм) алгоритмы обработки изображений средствами </w:t>
       </w:r>
       <w:proofErr w:type="spellStart"/>
       <w:r>
@@ -15575,6 +15572,7 @@
   <w:style w:type="character" w:default="1" w:styleId="a2">
     <w:name w:val="Default Paragraph Font"/>
     <w:uiPriority w:val="1"/>
+    <w:semiHidden/>
     <w:unhideWhenUsed/>
   </w:style>
   <w:style w:type="table" w:default="1" w:styleId="a3">

--- a/Зазуля_Георгий_Алексеевич_6303_Отчет_2026.docx
+++ b/Зазуля_Георгий_Алексеевич_6303_Отчет_2026.docx
@@ -395,7 +395,6 @@
           <w:lang w:eastAsia="hi-IN" w:bidi="hi-IN"/>
         </w:rPr>
       </w:pPr>
-      <w:proofErr w:type="gramStart"/>
       <w:r>
         <w:rPr>
           <w:rFonts w:eastAsia="DejaVu Sans" w:cs="Lohit Hindi"/>
@@ -417,8 +416,8 @@
           <w:lang w:eastAsia="hi-IN" w:bidi="hi-IN"/>
         </w:rPr>
         <w:tab/>
-      </w:r>
-      <w:proofErr w:type="gramEnd"/>
+        <w:t>Зазуля Георгий Алексеевич</w:t>
+      </w:r>
       <w:r>
         <w:rPr>
           <w:rFonts w:eastAsia="DejaVu Sans" w:cs="Lohit Hindi"/>
@@ -429,7 +428,32 @@
           <w:u w:val="single"/>
           <w:lang w:eastAsia="hi-IN" w:bidi="hi-IN"/>
         </w:rPr>
-        <w:t>Зазуля Георгий Алексеевич</w:t>
+        <w:tab/>
+      </w:r>
+    </w:p>
+    <w:p>
+      <w:pPr>
+        <w:widowControl w:val="0"/>
+        <w:tabs>
+          <w:tab w:val="left" w:pos="1701"/>
+          <w:tab w:val="left" w:pos="9638"/>
+        </w:tabs>
+        <w:spacing w:line="360" w:lineRule="auto"/>
+        <w:rPr>
+          <w:rFonts w:eastAsia="DejaVu Sans" w:cs="Lohit Hindi"/>
+          <w:color w:val="000000" w:themeColor="text1"/>
+          <w:sz w:val="24"/>
+          <w:szCs w:val="24"/>
+          <w:lang w:eastAsia="hi-IN" w:bidi="hi-IN"/>
+        </w:rPr>
+      </w:pPr>
+      <w:r>
+        <w:rPr>
+          <w:color w:val="000000" w:themeColor="text1"/>
+          <w:sz w:val="24"/>
+          <w:szCs w:val="24"/>
+        </w:rPr>
+        <w:t xml:space="preserve">группы </w:t>
       </w:r>
       <w:r>
         <w:rPr>
@@ -442,31 +466,19 @@
           <w:lang w:eastAsia="hi-IN" w:bidi="hi-IN"/>
         </w:rPr>
         <w:tab/>
-      </w:r>
-    </w:p>
-    <w:p>
-      <w:pPr>
-        <w:widowControl w:val="0"/>
-        <w:tabs>
-          <w:tab w:val="left" w:pos="1701"/>
-          <w:tab w:val="left" w:pos="9638"/>
-        </w:tabs>
-        <w:spacing w:line="360" w:lineRule="auto"/>
+        <w:t>6303 – 010302</w:t>
+      </w:r>
+      <w:r>
         <w:rPr>
           <w:rFonts w:eastAsia="DejaVu Sans" w:cs="Lohit Hindi"/>
+          <w:i/>
           <w:color w:val="000000" w:themeColor="text1"/>
           <w:sz w:val="24"/>
           <w:szCs w:val="24"/>
-          <w:lang w:eastAsia="hi-IN" w:bidi="hi-IN"/>
-        </w:rPr>
-      </w:pPr>
-      <w:r>
-        <w:rPr>
-          <w:color w:val="000000" w:themeColor="text1"/>
-          <w:sz w:val="24"/>
-          <w:szCs w:val="24"/>
-        </w:rPr>
-        <w:t xml:space="preserve">группы </w:t>
+          <w:u w:val="single"/>
+          <w:lang w:val="en-US" w:eastAsia="hi-IN" w:bidi="hi-IN"/>
+        </w:rPr>
+        <w:t>D</w:t>
       </w:r>
       <w:r>
         <w:rPr>
@@ -479,31 +491,6 @@
           <w:lang w:eastAsia="hi-IN" w:bidi="hi-IN"/>
         </w:rPr>
         <w:tab/>
-        <w:t>6303 – 010302</w:t>
-      </w:r>
-      <w:r>
-        <w:rPr>
-          <w:rFonts w:eastAsia="DejaVu Sans" w:cs="Lohit Hindi"/>
-          <w:i/>
-          <w:color w:val="000000" w:themeColor="text1"/>
-          <w:sz w:val="24"/>
-          <w:szCs w:val="24"/>
-          <w:u w:val="single"/>
-          <w:lang w:val="en-US" w:eastAsia="hi-IN" w:bidi="hi-IN"/>
-        </w:rPr>
-        <w:t>D</w:t>
-      </w:r>
-      <w:r>
-        <w:rPr>
-          <w:rFonts w:eastAsia="DejaVu Sans" w:cs="Lohit Hindi"/>
-          <w:i/>
-          <w:color w:val="000000" w:themeColor="text1"/>
-          <w:sz w:val="24"/>
-          <w:szCs w:val="24"/>
-          <w:u w:val="single"/>
-          <w:lang w:eastAsia="hi-IN" w:bidi="hi-IN"/>
-        </w:rPr>
-        <w:tab/>
       </w:r>
     </w:p>
     <w:p>
@@ -521,7 +508,6 @@
           <w:lang w:eastAsia="hi-IN" w:bidi="hi-IN"/>
         </w:rPr>
       </w:pPr>
-      <w:proofErr w:type="gramStart"/>
       <w:r>
         <w:rPr>
           <w:rFonts w:eastAsia="DejaVu Sans" w:cs="Lohit Hindi"/>
@@ -558,18 +544,7 @@
           <w:u w:val="single"/>
           <w:lang w:eastAsia="hi-IN" w:bidi="hi-IN"/>
         </w:rPr>
-        <w:t>Головастиков</w:t>
-      </w:r>
-      <w:proofErr w:type="gramEnd"/>
-      <w:r>
-        <w:rPr>
-          <w:rFonts w:eastAsia="DejaVu Sans" w:cs="Lohit Hindi"/>
-          <w:sz w:val="24"/>
-          <w:szCs w:val="24"/>
-          <w:u w:val="single"/>
-          <w:lang w:eastAsia="hi-IN" w:bidi="hi-IN"/>
-        </w:rPr>
-        <w:t xml:space="preserve"> Никита Владимирович</w:t>
+        <w:t>Головастиков Никита Владимирович</w:t>
       </w:r>
       <w:r>
         <w:rPr>
@@ -3163,39 +3138,7 @@
         <w:pStyle w:val="1-"/>
       </w:pPr>
       <w:r>
-        <w:t>Цель работы заключается в разработке консольного приложения MEMETL (</w:t>
-      </w:r>
-      <w:proofErr w:type="spellStart"/>
-      <w:r>
-        <w:t>Metadata</w:t>
-      </w:r>
-      <w:proofErr w:type="spellEnd"/>
-      <w:r>
-        <w:t xml:space="preserve"> </w:t>
-      </w:r>
-      <w:proofErr w:type="spellStart"/>
-      <w:r>
-        <w:t>Extraction</w:t>
-      </w:r>
-      <w:proofErr w:type="spellEnd"/>
-      <w:r>
-        <w:t xml:space="preserve"> </w:t>
-      </w:r>
-      <w:proofErr w:type="spellStart"/>
-      <w:r>
-        <w:t>and</w:t>
-      </w:r>
-      <w:proofErr w:type="spellEnd"/>
-      <w:r>
-        <w:t xml:space="preserve"> Analysis Tool) для автоматизированного извлечения, обработки и анализа данных о произведениях искусства из открытой базы Metropolitan Museum </w:t>
-      </w:r>
-      <w:proofErr w:type="spellStart"/>
-      <w:r>
-        <w:t>of</w:t>
-      </w:r>
-      <w:proofErr w:type="spellEnd"/>
-      <w:r>
-        <w:t xml:space="preserve"> Art. Попутной и целью является практическое освоение современных технологий, библиотек и методов разработки на языке Python, включая объектно-ориентированное программирование, анализ данных, асинхронность и процесс дистрибуции программного обеспечения.</w:t>
+        <w:t>Цель работы заключается в разработке консольного приложения MEMETL (Metadata Extraction and Analysis Tool) для автоматизированного извлечения, обработки и анализа данных о произведениях искусства из открытой базы Metropolitan Museum of Art. Попутной и целью является практическое освоение современных технологий, библиотек и методов разработки на языке Python, включая объектно-ориентированное программирование, анализ данных, асинхронность и процесс дистрибуции программного обеспечения.</w:t>
       </w:r>
     </w:p>
     <w:p>
@@ -3238,15 +3181,7 @@
         <w:ind w:left="0" w:firstLine="709"/>
       </w:pPr>
       <w:r>
-        <w:t xml:space="preserve">Реализация чтения локального датасета (MetObjects.csv) и скачивания детальной информации и изображений картин через Metropolitan Museum </w:t>
-      </w:r>
-      <w:proofErr w:type="spellStart"/>
-      <w:r>
-        <w:t>of</w:t>
-      </w:r>
-      <w:proofErr w:type="spellEnd"/>
-      <w:r>
-        <w:t xml:space="preserve"> Art API.</w:t>
+        <w:t>Реализация чтения локального датасета (MetObjects.csv) и скачивания детальной информации и изображений картин через Metropolitan Museum of Art API.</w:t>
       </w:r>
     </w:p>
     <w:p>
@@ -3262,23 +3197,7 @@
         <w:ind w:left="0" w:firstLine="709"/>
       </w:pPr>
       <w:r>
-        <w:t xml:space="preserve">Реализация базовых алгоритмов обработки изображений с использованием массивов </w:t>
-      </w:r>
-      <w:proofErr w:type="spellStart"/>
-      <w:r>
-        <w:t>numpy</w:t>
-      </w:r>
-      <w:proofErr w:type="spellEnd"/>
-      <w:r>
-        <w:t xml:space="preserve"> и библиотеки </w:t>
-      </w:r>
-      <w:proofErr w:type="spellStart"/>
-      <w:r>
-        <w:t>OpenCV</w:t>
-      </w:r>
-      <w:proofErr w:type="spellEnd"/>
-      <w:r>
-        <w:t>.</w:t>
+        <w:t>Реализация базовых алгоритмов обработки изображений с использованием массивов numpy и библиотеки OpenCV.</w:t>
       </w:r>
     </w:p>
     <w:p>
@@ -3326,15 +3245,7 @@
         <w:ind w:left="0" w:firstLine="709"/>
       </w:pPr>
       <w:r>
-        <w:t>Проектирование архитектуры приложения с использованием принципов ООП (инкапсуляция данных, перегрузка операторов, использование декораторов, @dataclass и __</w:t>
-      </w:r>
-      <w:proofErr w:type="spellStart"/>
-      <w:r>
-        <w:t>slots</w:t>
-      </w:r>
-      <w:proofErr w:type="spellEnd"/>
-      <w:r>
-        <w:t>__).</w:t>
+        <w:t>Проектирование архитектуры приложения с использованием принципов ООП (инкапсуляция данных, перегрузка операторов, использование декораторов, @dataclass и __slots__).</w:t>
       </w:r>
     </w:p>
     <w:p>
@@ -3350,15 +3261,7 @@
         <w:ind w:left="0" w:firstLine="709"/>
       </w:pPr>
       <w:r>
-        <w:t xml:space="preserve">В рамках дополнительного задания: реализация абстрактного базового класса </w:t>
-      </w:r>
-      <w:proofErr w:type="spellStart"/>
-      <w:r>
-        <w:t>Artwork</w:t>
-      </w:r>
-      <w:proofErr w:type="spellEnd"/>
-      <w:r>
-        <w:t xml:space="preserve"> и его конкретных реализаций для работы с цветными и черно-белыми изображениями с демонстрацией полиморфизма.</w:t>
+        <w:t>В рамках дополнительного задания: реализация абстрактного базового класса Artwork и его конкретных реализаций для работы с цветными и черно-белыми изображениями с демонстрацией полиморфизма.</w:t>
       </w:r>
     </w:p>
     <w:p>
@@ -3391,31 +3294,7 @@
       </w:pPr>
       <w:r>
         <w:lastRenderedPageBreak/>
-        <w:t xml:space="preserve">Оптимизация работы с объемным файлом MetObjects.csv с помощью библиотеки </w:t>
-      </w:r>
-      <w:proofErr w:type="spellStart"/>
-      <w:r>
-        <w:t>pandas</w:t>
-      </w:r>
-      <w:proofErr w:type="spellEnd"/>
-      <w:r>
-        <w:t xml:space="preserve">: чтение файла по частям (параметр </w:t>
-      </w:r>
-      <w:proofErr w:type="spellStart"/>
-      <w:r>
-        <w:t>chunksize</w:t>
-      </w:r>
-      <w:proofErr w:type="spellEnd"/>
-      <w:r>
-        <w:t xml:space="preserve">) и построение </w:t>
-      </w:r>
-      <w:proofErr w:type="spellStart"/>
-      <w:r>
-        <w:t>пайплайна</w:t>
-      </w:r>
-      <w:proofErr w:type="spellEnd"/>
-      <w:r>
-        <w:t xml:space="preserve"> на основе Python-генераторов.</w:t>
+        <w:t>Оптимизация работы с объемным файлом MetObjects.csv с помощью библиотеки pandas: чтение файла по частям (параметр chunksize) и построение пайплайна на основе Python-генераторов.</w:t>
       </w:r>
     </w:p>
     <w:p>
@@ -3431,15 +3310,7 @@
         <w:ind w:left="0" w:firstLine="709"/>
       </w:pPr>
       <w:r>
-        <w:t>Проведение аналитики по Варианту №4: определение топ-10 самых часто встречающихся материалов (</w:t>
-      </w:r>
-      <w:proofErr w:type="spellStart"/>
-      <w:r>
-        <w:t>Medium</w:t>
-      </w:r>
-      <w:proofErr w:type="spellEnd"/>
-      <w:r>
-        <w:t>), вычисление средней продолжительности процесса создания объекта, 95% доверительного интервала и интервала рассеяния.</w:t>
+        <w:t>Проведение аналитики по Варианту №4: определение топ-10 самых часто встречающихся материалов (Medium), вычисление средней продолжительности процесса создания объекта, 95% доверительного интервала и интервала рассеяния.</w:t>
       </w:r>
     </w:p>
     <w:p>
@@ -3455,23 +3326,7 @@
         <w:ind w:left="0" w:firstLine="709"/>
       </w:pPr>
       <w:r>
-        <w:t xml:space="preserve">Построение </w:t>
-      </w:r>
-      <w:proofErr w:type="spellStart"/>
-      <w:r>
-        <w:t>столбцовой</w:t>
-      </w:r>
-      <w:proofErr w:type="spellEnd"/>
-      <w:r>
-        <w:t xml:space="preserve"> диаграммы и графика изменения сроков создания с использованием скользящего среднего с помощью </w:t>
-      </w:r>
-      <w:proofErr w:type="spellStart"/>
-      <w:r>
-        <w:t>matplotlib</w:t>
-      </w:r>
-      <w:proofErr w:type="spellEnd"/>
-      <w:r>
-        <w:t>.</w:t>
+        <w:t>Построение столбцовой диаграммы и графика изменения сроков создания с использованием скользящего среднего с помощью matplotlib.</w:t>
       </w:r>
     </w:p>
     <w:p>
@@ -3519,31 +3374,7 @@
         <w:ind w:left="0" w:firstLine="709"/>
       </w:pPr>
       <w:r>
-        <w:t xml:space="preserve">Использование библиотек </w:t>
-      </w:r>
-      <w:proofErr w:type="spellStart"/>
-      <w:r>
-        <w:t>asyncio</w:t>
-      </w:r>
-      <w:proofErr w:type="spellEnd"/>
-      <w:r>
-        <w:t xml:space="preserve">, </w:t>
-      </w:r>
-      <w:proofErr w:type="spellStart"/>
-      <w:r>
-        <w:t>aiohttp</w:t>
-      </w:r>
-      <w:proofErr w:type="spellEnd"/>
-      <w:r>
-        <w:t xml:space="preserve"> и </w:t>
-      </w:r>
-      <w:proofErr w:type="spellStart"/>
-      <w:r>
-        <w:t>aiofiles</w:t>
-      </w:r>
-      <w:proofErr w:type="spellEnd"/>
-      <w:r>
-        <w:t xml:space="preserve"> для неблокирующего скачивания и сохранения файлов.</w:t>
+        <w:t>Использование библиотек asyncio, aiohttp и aiofiles для неблокирующего скачивания и сохранения файлов.</w:t>
       </w:r>
     </w:p>
     <w:p>
@@ -3575,15 +3406,7 @@
         <w:ind w:left="0" w:firstLine="709"/>
       </w:pPr>
       <w:r>
-        <w:t xml:space="preserve">Интеграция модуля </w:t>
-      </w:r>
-      <w:proofErr w:type="spellStart"/>
-      <w:r>
-        <w:t>logging</w:t>
-      </w:r>
-      <w:proofErr w:type="spellEnd"/>
-      <w:r>
-        <w:t xml:space="preserve"> для вывода информации в консоль и записи детального </w:t>
+        <w:t xml:space="preserve">Интеграция модуля logging для вывода информации в консоль и записи детального </w:t>
       </w:r>
       <w:r>
         <w:t xml:space="preserve">хода работы в отдельные </w:t>
@@ -3617,31 +3440,7 @@
         <w:ind w:left="0" w:firstLine="709"/>
       </w:pPr>
       <w:r>
-        <w:t>Создание полноценного интерфейса командной строки (CLI) с помощью библиотеки Click с поддержкой различных команд (</w:t>
-      </w:r>
-      <w:proofErr w:type="spellStart"/>
-      <w:r>
-        <w:t>prepare</w:t>
-      </w:r>
-      <w:proofErr w:type="spellEnd"/>
-      <w:r>
-        <w:t xml:space="preserve">, </w:t>
-      </w:r>
-      <w:proofErr w:type="spellStart"/>
-      <w:r>
-        <w:t>process</w:t>
-      </w:r>
-      <w:proofErr w:type="spellEnd"/>
-      <w:r>
-        <w:t xml:space="preserve">, </w:t>
-      </w:r>
-      <w:proofErr w:type="spellStart"/>
-      <w:r>
-        <w:t>analyze</w:t>
-      </w:r>
-      <w:proofErr w:type="spellEnd"/>
-      <w:r>
-        <w:t>).</w:t>
+        <w:t>Создание полноценного интерфейса командной строки (CLI) с помощью библиотеки Click с поддержкой различных команд (prepare, process, analyze).</w:t>
       </w:r>
     </w:p>
     <w:p>
@@ -3657,25 +3456,7 @@
         <w:ind w:left="0" w:firstLine="709"/>
       </w:pPr>
       <w:r>
-        <w:t xml:space="preserve">Оформление приложения в виде Python-пакета согласно современным стандартам (создание </w:t>
-      </w:r>
-      <w:proofErr w:type="spellStart"/>
-      <w:proofErr w:type="gramStart"/>
-      <w:r>
-        <w:t>pyproject.toml</w:t>
-      </w:r>
-      <w:proofErr w:type="spellEnd"/>
-      <w:proofErr w:type="gramEnd"/>
-      <w:r>
-        <w:t xml:space="preserve">) и его публикация в репозиторий </w:t>
-      </w:r>
-      <w:proofErr w:type="spellStart"/>
-      <w:r>
-        <w:t>TestPyPI</w:t>
-      </w:r>
-      <w:proofErr w:type="spellEnd"/>
-      <w:r>
-        <w:t xml:space="preserve"> для последующей удобной установки сторонними пользователями.</w:t>
+        <w:t>Оформление приложения в виде Python-пакета согласно современным стандартам (создание pyproject.toml) и его публикация в репозиторий TestPyPI для последующей удобной установки сторонними пользователями.</w:t>
       </w:r>
     </w:p>
     <w:p>
@@ -4181,7 +3962,6 @@
         </w:tabs>
         <w:ind w:left="0" w:firstLine="709"/>
       </w:pPr>
-      <w:proofErr w:type="gramStart"/>
       <w:r>
         <w:rPr>
           <w:lang w:val="en-US"/>
@@ -4197,7 +3977,6 @@
         </w:rPr>
         <w:t>process</w:t>
       </w:r>
-      <w:proofErr w:type="gramEnd"/>
       <w:r>
         <w:t>_</w:t>
       </w:r>
@@ -4217,13 +3996,8 @@
         <w:t xml:space="preserve">, </w:t>
       </w:r>
       <w:r>
-        <w:t xml:space="preserve">очистка и трансформация данных в </w:t>
-      </w:r>
-      <w:proofErr w:type="spellStart"/>
-      <w:r>
-        <w:t>чанках</w:t>
-      </w:r>
-      <w:proofErr w:type="spellEnd"/>
+        <w:t>очистка и трансформация данных в чанках</w:t>
+      </w:r>
       <w:r>
         <w:t>;</w:t>
       </w:r>
@@ -4240,7 +4014,6 @@
         </w:tabs>
         <w:ind w:left="0" w:firstLine="709"/>
       </w:pPr>
-      <w:proofErr w:type="gramStart"/>
       <w:r>
         <w:rPr>
           <w:lang w:val="en-US"/>
@@ -4256,7 +4029,6 @@
         </w:rPr>
         <w:t>summarize</w:t>
       </w:r>
-      <w:proofErr w:type="gramEnd"/>
       <w:r>
         <w:t>_</w:t>
       </w:r>
@@ -4282,13 +4054,8 @@
         <w:t xml:space="preserve"> </w:t>
       </w:r>
       <w:r>
-        <w:t xml:space="preserve">статистик из </w:t>
-      </w:r>
-      <w:proofErr w:type="spellStart"/>
-      <w:r>
-        <w:t>чанков</w:t>
-      </w:r>
-      <w:proofErr w:type="spellEnd"/>
+        <w:t>статистик из чанков</w:t>
+      </w:r>
       <w:r>
         <w:t>;</w:t>
       </w:r>
@@ -4323,7 +4090,6 @@
       <w:r>
         <w:t>_</w:t>
       </w:r>
-      <w:proofErr w:type="gramStart"/>
       <w:r>
         <w:rPr>
           <w:lang w:val="en-US"/>
@@ -4339,7 +4105,6 @@
         </w:rPr>
         <w:t>plot</w:t>
       </w:r>
-      <w:proofErr w:type="gramEnd"/>
       <w:r>
         <w:t>_</w:t>
       </w:r>
@@ -4436,89 +4201,11 @@
         </w:rPr>
         <w:t xml:space="preserve">Artwork (artwork.py): </w:t>
       </w:r>
-      <w:proofErr w:type="spellStart"/>
       <w:r>
         <w:rPr>
           <w:lang w:val="en-US"/>
         </w:rPr>
-        <w:t>Классы</w:t>
-      </w:r>
-      <w:proofErr w:type="spellEnd"/>
-      <w:r>
-        <w:rPr>
-          <w:lang w:val="en-US"/>
-        </w:rPr>
-        <w:t xml:space="preserve"> Artwork, </w:t>
-      </w:r>
-      <w:proofErr w:type="spellStart"/>
-      <w:r>
-        <w:rPr>
-          <w:lang w:val="en-US"/>
-        </w:rPr>
-        <w:t>ArtworkColorful</w:t>
-      </w:r>
-      <w:proofErr w:type="spellEnd"/>
-      <w:r>
-        <w:rPr>
-          <w:lang w:val="en-US"/>
-        </w:rPr>
-        <w:t xml:space="preserve">, </w:t>
-      </w:r>
-      <w:proofErr w:type="spellStart"/>
-      <w:r>
-        <w:rPr>
-          <w:lang w:val="en-US"/>
-        </w:rPr>
-        <w:t>ArtworkGrayscale</w:t>
-      </w:r>
-      <w:proofErr w:type="spellEnd"/>
-      <w:r>
-        <w:rPr>
-          <w:lang w:val="en-US"/>
-        </w:rPr>
-        <w:t xml:space="preserve"> </w:t>
-      </w:r>
-      <w:proofErr w:type="spellStart"/>
-      <w:r>
-        <w:rPr>
-          <w:lang w:val="en-US"/>
-        </w:rPr>
-        <w:t>для</w:t>
-      </w:r>
-      <w:proofErr w:type="spellEnd"/>
-      <w:r>
-        <w:rPr>
-          <w:lang w:val="en-US"/>
-        </w:rPr>
-        <w:t xml:space="preserve"> </w:t>
-      </w:r>
-      <w:proofErr w:type="spellStart"/>
-      <w:r>
-        <w:rPr>
-          <w:lang w:val="en-US"/>
-        </w:rPr>
-        <w:t>работы</w:t>
-      </w:r>
-      <w:proofErr w:type="spellEnd"/>
-      <w:r>
-        <w:rPr>
-          <w:lang w:val="en-US"/>
-        </w:rPr>
-        <w:t xml:space="preserve"> с </w:t>
-      </w:r>
-      <w:proofErr w:type="spellStart"/>
-      <w:r>
-        <w:rPr>
-          <w:lang w:val="en-US"/>
-        </w:rPr>
-        <w:t>изображениями</w:t>
-      </w:r>
-      <w:proofErr w:type="spellEnd"/>
-      <w:r>
-        <w:rPr>
-          <w:lang w:val="en-US"/>
-        </w:rPr>
-        <w:t xml:space="preserve">, </w:t>
+        <w:t xml:space="preserve">Классы Artwork, ArtworkColorful, ArtworkGrayscale для работы с изображениями, </w:t>
       </w:r>
       <w:r>
         <w:t>которые</w:t>
@@ -4651,14 +4338,12 @@
           <w:lang w:val="en-US"/>
         </w:rPr>
       </w:pPr>
-      <w:proofErr w:type="spellStart"/>
       <w:r>
         <w:rPr>
           <w:lang w:val="en-US"/>
         </w:rPr>
         <w:t>handmade_gaussian_blur</w:t>
       </w:r>
-      <w:proofErr w:type="spellEnd"/>
       <w:r>
         <w:rPr>
           <w:lang w:val="en-US"/>
@@ -4699,14 +4384,12 @@
           <w:lang w:val="en-US"/>
         </w:rPr>
       </w:pPr>
-      <w:proofErr w:type="spellStart"/>
       <w:r>
         <w:rPr>
           <w:lang w:val="en-US"/>
         </w:rPr>
         <w:t>handmade_histogram_equalization</w:t>
       </w:r>
-      <w:proofErr w:type="spellEnd"/>
       <w:r>
         <w:rPr>
           <w:lang w:val="en-US"/>
@@ -4821,19 +4504,11 @@
           <w:lang w:val="en-US"/>
         </w:rPr>
       </w:pPr>
-      <w:proofErr w:type="spellStart"/>
       <w:r>
         <w:rPr>
           <w:lang w:val="en-US"/>
         </w:rPr>
-        <w:t>handmade_gamma_correction</w:t>
-      </w:r>
-      <w:proofErr w:type="spellEnd"/>
-      <w:r>
-        <w:rPr>
-          <w:lang w:val="en-US"/>
-        </w:rPr>
-        <w:t xml:space="preserve"> – </w:t>
+        <w:t xml:space="preserve">handmade_gamma_correction – </w:t>
       </w:r>
       <w:r>
         <w:t>гамма</w:t>
@@ -4907,24 +4582,14 @@
         <w:ind w:left="0" w:firstLine="709"/>
       </w:pPr>
       <w:r>
-        <w:t xml:space="preserve">Аналогичные </w:t>
-      </w:r>
-      <w:proofErr w:type="gramStart"/>
-      <w:r>
-        <w:t>операции</w:t>
-      </w:r>
-      <w:proofErr w:type="gramEnd"/>
-      <w:r>
-        <w:t xml:space="preserve"> но уже с использованием библиотеки </w:t>
-      </w:r>
-      <w:proofErr w:type="spellStart"/>
+        <w:t xml:space="preserve">Аналогичные операции но уже с использованием библиотеки </w:t>
+      </w:r>
       <w:r>
         <w:rPr>
           <w:lang w:val="en-US"/>
         </w:rPr>
         <w:t>opencv</w:t>
       </w:r>
-      <w:proofErr w:type="spellEnd"/>
       <w:r>
         <w:t>,</w:t>
       </w:r>
@@ -5027,19 +4692,11 @@
         </w:tabs>
         <w:ind w:left="0" w:firstLine="709"/>
       </w:pPr>
-      <w:proofErr w:type="spellStart"/>
       <w:r>
         <w:rPr>
           <w:lang w:val="en-US"/>
         </w:rPr>
-        <w:t>AbstractFileProcessor</w:t>
-      </w:r>
-      <w:proofErr w:type="spellEnd"/>
-      <w:r>
-        <w:rPr>
-          <w:lang w:val="en-US"/>
-        </w:rPr>
-        <w:t xml:space="preserve"> – </w:t>
+        <w:t xml:space="preserve">AbstractFileProcessor – </w:t>
       </w:r>
       <w:r>
         <w:t>абстрактный базовый класс</w:t>
@@ -5066,33 +4723,11 @@
           <w:lang w:val="en-US"/>
         </w:rPr>
       </w:pPr>
-      <w:proofErr w:type="spellStart"/>
       <w:r>
         <w:rPr>
           <w:lang w:val="en-US"/>
         </w:rPr>
-        <w:t>CSVFileProcessor</w:t>
-      </w:r>
-      <w:proofErr w:type="spellEnd"/>
-      <w:r>
-        <w:rPr>
-          <w:lang w:val="en-US"/>
-        </w:rPr>
-        <w:t>/</w:t>
-      </w:r>
-      <w:proofErr w:type="spellStart"/>
-      <w:r>
-        <w:rPr>
-          <w:lang w:val="en-US"/>
-        </w:rPr>
-        <w:t>CSVAsyncFileProcessor</w:t>
-      </w:r>
-      <w:proofErr w:type="spellEnd"/>
-      <w:r>
-        <w:rPr>
-          <w:lang w:val="en-US"/>
-        </w:rPr>
-        <w:t xml:space="preserve"> – </w:t>
+        <w:t xml:space="preserve">CSVFileProcessor/CSVAsyncFileProcessor – </w:t>
       </w:r>
       <w:r>
         <w:t>чтение</w:t>
@@ -5152,28 +4787,24 @@
           <w:lang w:val="en-US"/>
         </w:rPr>
       </w:pPr>
-      <w:proofErr w:type="spellStart"/>
       <w:r>
         <w:rPr>
           <w:lang w:val="en-US"/>
         </w:rPr>
         <w:t>JSONFileProcessor</w:t>
       </w:r>
-      <w:proofErr w:type="spellEnd"/>
       <w:r>
         <w:rPr>
           <w:lang w:val="en-US"/>
         </w:rPr>
         <w:t>/</w:t>
       </w:r>
-      <w:proofErr w:type="spellStart"/>
       <w:r>
         <w:rPr>
           <w:lang w:val="en-US"/>
         </w:rPr>
         <w:t>JSONAsyncFileProcessor</w:t>
       </w:r>
-      <w:proofErr w:type="spellEnd"/>
       <w:r>
         <w:rPr>
           <w:lang w:val="en-US"/>
@@ -5207,7 +4838,6 @@
         </w:rPr>
         <w:t xml:space="preserve"> </w:t>
       </w:r>
-      <w:proofErr w:type="gramStart"/>
       <w:r>
         <w:t>с</w:t>
       </w:r>
@@ -5221,44 +4851,7 @@
         <w:rPr>
           <w:lang w:val="en-US"/>
         </w:rPr>
-        <w:t>.</w:t>
-      </w:r>
-      <w:proofErr w:type="spellStart"/>
-      <w:r>
-        <w:rPr>
-          <w:lang w:val="en-US"/>
-        </w:rPr>
-        <w:t>json</w:t>
-      </w:r>
-      <w:proofErr w:type="spellEnd"/>
-      <w:proofErr w:type="gramEnd"/>
-      <w:r>
-        <w:rPr>
-          <w:lang w:val="en-US"/>
-        </w:rPr>
-        <w:t xml:space="preserve"> (</w:t>
-      </w:r>
-      <w:proofErr w:type="spellStart"/>
-      <w:r>
-        <w:rPr>
-          <w:lang w:val="en-US"/>
-        </w:rPr>
-        <w:t>to_</w:t>
-      </w:r>
-      <w:proofErr w:type="gramStart"/>
-      <w:r>
-        <w:rPr>
-          <w:lang w:val="en-US"/>
-        </w:rPr>
-        <w:t>download.json</w:t>
-      </w:r>
-      <w:proofErr w:type="spellEnd"/>
-      <w:proofErr w:type="gramEnd"/>
-      <w:r>
-        <w:rPr>
-          <w:lang w:val="en-US"/>
-        </w:rPr>
-        <w:t>)</w:t>
+        <w:t>.json (to_download.json)</w:t>
       </w:r>
     </w:p>
     <w:p>
@@ -5443,7 +5036,6 @@
         </w:tabs>
         <w:ind w:left="0" w:firstLine="709"/>
       </w:pPr>
-      <w:proofErr w:type="gramStart"/>
       <w:r>
         <w:rPr>
           <w:lang w:val="en-US"/>
@@ -5459,7 +5051,6 @@
         </w:rPr>
         <w:t>make</w:t>
       </w:r>
-      <w:proofErr w:type="gramEnd"/>
       <w:r>
         <w:t>_</w:t>
       </w:r>
@@ -5502,14 +5093,12 @@
       <w:r>
         <w:t xml:space="preserve">и сохранение метаданных в </w:t>
       </w:r>
-      <w:proofErr w:type="spellStart"/>
       <w:r>
         <w:rPr>
           <w:lang w:val="en-US"/>
         </w:rPr>
         <w:t>json</w:t>
       </w:r>
-      <w:proofErr w:type="spellEnd"/>
       <w:r>
         <w:t>-файл</w:t>
       </w:r>
@@ -5538,7 +5127,6 @@
       <w:r>
         <w:t>_</w:t>
       </w:r>
-      <w:proofErr w:type="gramStart"/>
       <w:r>
         <w:rPr>
           <w:lang w:val="en-US"/>
@@ -5554,7 +5142,6 @@
         </w:rPr>
         <w:t>make</w:t>
       </w:r>
-      <w:proofErr w:type="gramEnd"/>
       <w:r>
         <w:t>_</w:t>
       </w:r>
@@ -5636,14 +5223,12 @@
       <w:r>
         <w:t xml:space="preserve">метаданных в </w:t>
       </w:r>
-      <w:proofErr w:type="spellStart"/>
       <w:r>
         <w:rPr>
           <w:lang w:val="en-US"/>
         </w:rPr>
         <w:t>json</w:t>
       </w:r>
-      <w:proofErr w:type="spellEnd"/>
       <w:r>
         <w:t>-</w:t>
       </w:r>
@@ -5673,29 +5258,7 @@
         <w:rPr>
           <w:lang w:val="en-US"/>
         </w:rPr>
-        <w:t>*</w:t>
-      </w:r>
-      <w:proofErr w:type="spellStart"/>
-      <w:proofErr w:type="gramStart"/>
-      <w:r>
-        <w:rPr>
-          <w:lang w:val="en-US"/>
-        </w:rPr>
-        <w:t>integration.download</w:t>
-      </w:r>
-      <w:proofErr w:type="gramEnd"/>
-      <w:r>
-        <w:rPr>
-          <w:lang w:val="en-US"/>
-        </w:rPr>
-        <w:t>_files</w:t>
-      </w:r>
-      <w:proofErr w:type="spellEnd"/>
-      <w:r>
-        <w:rPr>
-          <w:lang w:val="en-US"/>
-        </w:rPr>
-        <w:t xml:space="preserve"> – </w:t>
+        <w:t xml:space="preserve">*integration.download_files – </w:t>
       </w:r>
       <w:r>
         <w:t>скачивание</w:t>
@@ -5765,19 +5328,23 @@
         <w:t>main</w:t>
       </w:r>
       <w:r>
+        <w:t>__.</w:t>
+      </w:r>
+      <w:r>
+        <w:rPr>
+          <w:lang w:val="en-US"/>
+        </w:rPr>
+        <w:t>sync</w:t>
+      </w:r>
+      <w:r>
         <w:t>_</w:t>
       </w:r>
-      <w:proofErr w:type="gramStart"/>
-      <w:r>
-        <w:t>_.</w:t>
-      </w:r>
       <w:r>
         <w:rPr>
           <w:lang w:val="en-US"/>
         </w:rPr>
-        <w:t>sync</w:t>
-      </w:r>
-      <w:proofErr w:type="gramEnd"/>
+        <w:t>pipeline</w:t>
+      </w:r>
       <w:r>
         <w:t>_</w:t>
       </w:r>
@@ -5785,15 +5352,6 @@
         <w:rPr>
           <w:lang w:val="en-US"/>
         </w:rPr>
-        <w:t>pipeline</w:t>
-      </w:r>
-      <w:r>
-        <w:t>_</w:t>
-      </w:r>
-      <w:r>
-        <w:rPr>
-          <w:lang w:val="en-US"/>
-        </w:rPr>
         <w:t>main</w:t>
       </w:r>
       <w:r>
@@ -5805,13 +5363,8 @@
       <w:r>
         <w:t xml:space="preserve"> </w:t>
       </w:r>
-      <w:proofErr w:type="spellStart"/>
-      <w:r>
-        <w:t>пайплайн</w:t>
-      </w:r>
-      <w:proofErr w:type="spellEnd"/>
-      <w:r>
-        <w:t xml:space="preserve"> от работы с </w:t>
+      <w:r>
+        <w:t xml:space="preserve">пайплайн от работы с </w:t>
       </w:r>
       <w:r>
         <w:rPr>
@@ -5851,21 +5404,23 @@
         <w:t>main</w:t>
       </w:r>
       <w:r>
+        <w:t>__.</w:t>
+      </w:r>
+      <w:r>
+        <w:rPr>
+          <w:lang w:val="en-US"/>
+        </w:rPr>
+        <w:t>concurency</w:t>
+      </w:r>
+      <w:r>
         <w:t>_</w:t>
       </w:r>
-      <w:proofErr w:type="gramStart"/>
-      <w:r>
-        <w:t>_.</w:t>
-      </w:r>
-      <w:proofErr w:type="spellStart"/>
       <w:r>
         <w:rPr>
           <w:lang w:val="en-US"/>
         </w:rPr>
-        <w:t>concurency</w:t>
-      </w:r>
-      <w:proofErr w:type="spellEnd"/>
-      <w:proofErr w:type="gramEnd"/>
+        <w:t>pipeline</w:t>
+      </w:r>
       <w:r>
         <w:t>_</w:t>
       </w:r>
@@ -5873,15 +5428,6 @@
         <w:rPr>
           <w:lang w:val="en-US"/>
         </w:rPr>
-        <w:t>pipeline</w:t>
-      </w:r>
-      <w:r>
-        <w:t>_</w:t>
-      </w:r>
-      <w:r>
-        <w:rPr>
-          <w:lang w:val="en-US"/>
-        </w:rPr>
         <w:t>main</w:t>
       </w:r>
       <w:r>
@@ -5893,11 +5439,9 @@
       <w:r>
         <w:t xml:space="preserve"> </w:t>
       </w:r>
-      <w:proofErr w:type="spellStart"/>
       <w:r>
         <w:t>пайплайн</w:t>
       </w:r>
-      <w:proofErr w:type="spellEnd"/>
       <w:r>
         <w:t xml:space="preserve"> </w:t>
       </w:r>
@@ -5966,15 +5510,7 @@
         <w:t xml:space="preserve"> – </w:t>
       </w:r>
       <w:r>
-        <w:t xml:space="preserve">синхронный </w:t>
-      </w:r>
-      <w:proofErr w:type="spellStart"/>
-      <w:r>
-        <w:t>пайплайн</w:t>
-      </w:r>
-      <w:proofErr w:type="spellEnd"/>
-      <w:r>
-        <w:t xml:space="preserve"> (</w:t>
+        <w:t>синхронный пайплайн (</w:t>
       </w:r>
       <w:r>
         <w:rPr>
@@ -6010,14 +5546,12 @@
       <w:r>
         <w:t>.</w:t>
       </w:r>
-      <w:proofErr w:type="spellStart"/>
       <w:r>
         <w:rPr>
           <w:lang w:val="en-US"/>
         </w:rPr>
         <w:t>concurency</w:t>
       </w:r>
-      <w:proofErr w:type="spellEnd"/>
       <w:r>
         <w:t>_</w:t>
       </w:r>
@@ -6036,13 +5570,8 @@
       <w:r>
         <w:t xml:space="preserve"> </w:t>
       </w:r>
-      <w:proofErr w:type="spellStart"/>
-      <w:r>
-        <w:t>пайплайн</w:t>
-      </w:r>
-      <w:proofErr w:type="spellEnd"/>
-      <w:r>
-        <w:t xml:space="preserve"> (</w:t>
+      <w:r>
+        <w:t>пайплайн (</w:t>
       </w:r>
       <w:r>
         <w:rPr>
@@ -6272,16 +5801,11 @@
       <w:r>
         <w:t>Замечание</w:t>
       </w:r>
-      <w:proofErr w:type="gramStart"/>
       <w:r>
         <w:t xml:space="preserve">: </w:t>
       </w:r>
       <w:r>
-        <w:t>Если</w:t>
-      </w:r>
-      <w:proofErr w:type="gramEnd"/>
-      <w:r>
-        <w:t xml:space="preserve"> вы установили пакет через </w:t>
+        <w:t xml:space="preserve">Если вы установили пакет через </w:t>
       </w:r>
       <w:r>
         <w:rPr>
@@ -6295,14 +5819,12 @@
       <w:r>
         <w:t xml:space="preserve">то потребуется вручную прописать путь до </w:t>
       </w:r>
-      <w:proofErr w:type="spellStart"/>
       <w:r>
         <w:rPr>
           <w:lang w:val="en-US"/>
         </w:rPr>
         <w:t>MetObjects</w:t>
       </w:r>
-      <w:proofErr w:type="spellEnd"/>
       <w:r>
         <w:t>.</w:t>
       </w:r>
@@ -6327,14 +5849,12 @@
       <w:r>
         <w:t>__.</w:t>
       </w:r>
-      <w:proofErr w:type="spellStart"/>
       <w:r>
         <w:rPr>
           <w:lang w:val="en-US"/>
         </w:rPr>
         <w:t>py</w:t>
       </w:r>
-      <w:proofErr w:type="spellEnd"/>
       <w:r>
         <w:t>.</w:t>
       </w:r>
@@ -6368,14 +5888,12 @@
       <w:r>
         <w:t>.</w:t>
       </w:r>
-      <w:proofErr w:type="spellStart"/>
       <w:r>
         <w:rPr>
           <w:lang w:val="en-US"/>
         </w:rPr>
         <w:t>py</w:t>
       </w:r>
-      <w:proofErr w:type="spellEnd"/>
       <w:r>
         <w:t xml:space="preserve">. </w:t>
       </w:r>
@@ -6464,14 +5982,12 @@
       <w:r>
         <w:t xml:space="preserve"> (</w:t>
       </w:r>
-      <w:proofErr w:type="spellStart"/>
       <w:r>
         <w:rPr>
           <w:lang w:val="en-US"/>
         </w:rPr>
         <w:t>opencv</w:t>
       </w:r>
-      <w:proofErr w:type="spellEnd"/>
       <w:r>
         <w:t>-</w:t>
       </w:r>
@@ -6493,13 +6009,8 @@
           <w:lang w:val="en-US"/>
         </w:rPr>
       </w:pPr>
-      <w:proofErr w:type="spellStart"/>
-      <w:r>
-        <w:t>OpenCV</w:t>
-      </w:r>
-      <w:proofErr w:type="spellEnd"/>
-      <w:r>
-        <w:t xml:space="preserve"> </w:t>
+      <w:r>
+        <w:t xml:space="preserve">OpenCV </w:t>
       </w:r>
       <w:r>
         <w:t>–</w:t>
@@ -6560,14 +6071,12 @@
         </w:tabs>
         <w:ind w:left="0" w:firstLine="709"/>
       </w:pPr>
-      <w:proofErr w:type="spellStart"/>
       <w:r>
         <w:rPr>
           <w:lang w:val="en-US"/>
         </w:rPr>
         <w:t>GaussianBlur</w:t>
       </w:r>
-      <w:proofErr w:type="spellEnd"/>
       <w:r>
         <w:t xml:space="preserve"> – </w:t>
       </w:r>
@@ -6685,14 +6194,12 @@
         </w:tabs>
         <w:ind w:left="0" w:firstLine="709"/>
       </w:pPr>
-      <w:proofErr w:type="spellStart"/>
       <w:r>
         <w:rPr>
           <w:lang w:val="en-US"/>
         </w:rPr>
         <w:t>imwrite</w:t>
       </w:r>
-      <w:proofErr w:type="spellEnd"/>
       <w:r>
         <w:t xml:space="preserve"> – </w:t>
       </w:r>
@@ -6715,14 +6222,12 @@
         </w:tabs>
         <w:ind w:left="0" w:firstLine="709"/>
       </w:pPr>
-      <w:proofErr w:type="spellStart"/>
       <w:r>
         <w:rPr>
           <w:lang w:val="en-US"/>
         </w:rPr>
         <w:t>imread</w:t>
       </w:r>
-      <w:proofErr w:type="spellEnd"/>
       <w:r>
         <w:t xml:space="preserve"> – </w:t>
       </w:r>
@@ -6747,29 +6252,24 @@
       <w:r>
         <w:t xml:space="preserve">– </w:t>
       </w:r>
-      <w:proofErr w:type="spellStart"/>
       <w:r>
         <w:rPr>
           <w:lang w:val="en-US"/>
         </w:rPr>
         <w:t>asyncio</w:t>
       </w:r>
-      <w:proofErr w:type="spellEnd"/>
       <w:r>
         <w:t xml:space="preserve">, </w:t>
       </w:r>
-      <w:proofErr w:type="spellStart"/>
       <w:r>
         <w:rPr>
           <w:lang w:val="en-US"/>
         </w:rPr>
         <w:t>aiohttp</w:t>
       </w:r>
-      <w:proofErr w:type="spellEnd"/>
       <w:r>
         <w:t xml:space="preserve">, </w:t>
       </w:r>
-      <w:proofErr w:type="spellStart"/>
       <w:r>
         <w:rPr>
           <w:lang w:val="en-US"/>
@@ -6777,31 +6277,26 @@
         <w:t>aiofiles</w:t>
       </w:r>
       <w:bookmarkEnd w:id="11"/>
-      <w:proofErr w:type="spellEnd"/>
     </w:p>
     <w:p>
       <w:pPr>
         <w:pStyle w:val="1-"/>
       </w:pPr>
-      <w:proofErr w:type="spellStart"/>
       <w:r>
         <w:rPr>
           <w:lang w:val="en-US"/>
         </w:rPr>
         <w:t>Asyncio</w:t>
       </w:r>
-      <w:proofErr w:type="spellEnd"/>
       <w:r>
         <w:t xml:space="preserve">, </w:t>
       </w:r>
-      <w:proofErr w:type="spellStart"/>
       <w:r>
         <w:rPr>
           <w:lang w:val="en-US"/>
         </w:rPr>
         <w:t>aiohttp</w:t>
       </w:r>
-      <w:proofErr w:type="spellEnd"/>
       <w:r>
         <w:t xml:space="preserve"> </w:t>
       </w:r>
@@ -6811,14 +6306,12 @@
       <w:r>
         <w:t xml:space="preserve"> </w:t>
       </w:r>
-      <w:proofErr w:type="spellStart"/>
       <w:r>
         <w:rPr>
           <w:lang w:val="en-US"/>
         </w:rPr>
         <w:t>aiofiles</w:t>
       </w:r>
-      <w:proofErr w:type="spellEnd"/>
       <w:r>
         <w:t xml:space="preserve"> </w:t>
       </w:r>
@@ -6852,38 +6345,26 @@
       <w:r>
         <w:t xml:space="preserve"> </w:t>
       </w:r>
-      <w:proofErr w:type="spellStart"/>
       <w:r>
         <w:rPr>
           <w:lang w:val="en-US"/>
         </w:rPr>
         <w:t>Aiofiles</w:t>
       </w:r>
-      <w:proofErr w:type="spellEnd"/>
-      <w:r>
-        <w:t xml:space="preserve"> избегает блокирования Event </w:t>
-      </w:r>
-      <w:proofErr w:type="spellStart"/>
-      <w:r>
-        <w:t>Loop</w:t>
-      </w:r>
-      <w:proofErr w:type="spellEnd"/>
-      <w:r>
-        <w:t xml:space="preserve"> при работе с диском.</w:t>
+      <w:r>
+        <w:t xml:space="preserve"> избегает блокирования Event Loop при работе с диском.</w:t>
       </w:r>
     </w:p>
     <w:p>
       <w:pPr>
         <w:pStyle w:val="1-"/>
       </w:pPr>
-      <w:proofErr w:type="spellStart"/>
       <w:r>
         <w:rPr>
           <w:lang w:val="en-US"/>
         </w:rPr>
         <w:t>Asyncio</w:t>
       </w:r>
-      <w:proofErr w:type="spellEnd"/>
       <w:r>
         <w:t xml:space="preserve"> – </w:t>
       </w:r>
@@ -6895,14 +6376,12 @@
       <w:pPr>
         <w:pStyle w:val="1-"/>
       </w:pPr>
-      <w:proofErr w:type="spellStart"/>
       <w:r>
         <w:rPr>
           <w:lang w:val="en-US"/>
         </w:rPr>
         <w:t>Aiohttp</w:t>
       </w:r>
-      <w:proofErr w:type="spellEnd"/>
       <w:r>
         <w:t xml:space="preserve"> – </w:t>
       </w:r>
@@ -6921,14 +6400,12 @@
       <w:r>
         <w:t xml:space="preserve">запросами, основанная на </w:t>
       </w:r>
-      <w:proofErr w:type="spellStart"/>
       <w:r>
         <w:rPr>
           <w:lang w:val="en-US"/>
         </w:rPr>
         <w:t>Asyncio</w:t>
       </w:r>
-      <w:proofErr w:type="spellEnd"/>
       <w:r>
         <w:t>.</w:t>
       </w:r>
@@ -6937,28 +6414,24 @@
       <w:pPr>
         <w:pStyle w:val="1-"/>
       </w:pPr>
-      <w:proofErr w:type="spellStart"/>
       <w:r>
         <w:rPr>
           <w:lang w:val="en-US"/>
         </w:rPr>
         <w:t>Aiofiles</w:t>
       </w:r>
-      <w:proofErr w:type="spellEnd"/>
       <w:r>
         <w:t xml:space="preserve"> – </w:t>
       </w:r>
       <w:r>
         <w:t xml:space="preserve">асинхронная библиотека для работы с файлами, основанная на </w:t>
       </w:r>
-      <w:proofErr w:type="spellStart"/>
       <w:r>
         <w:rPr>
           <w:lang w:val="en-US"/>
         </w:rPr>
         <w:t>Asyncio</w:t>
       </w:r>
-      <w:proofErr w:type="spellEnd"/>
       <w:r>
         <w:t>.</w:t>
       </w:r>
@@ -6983,7 +6456,6 @@
       <w:r>
         <w:t xml:space="preserve">, </w:t>
       </w:r>
-      <w:proofErr w:type="spellStart"/>
       <w:r>
         <w:rPr>
           <w:lang w:val="en-US"/>
@@ -6991,7 +6463,6 @@
         <w:t>numpy</w:t>
       </w:r>
       <w:bookmarkEnd w:id="12"/>
-      <w:proofErr w:type="spellEnd"/>
     </w:p>
     <w:p>
       <w:pPr>
@@ -7015,14 +6486,12 @@
       <w:r>
         <w:t xml:space="preserve">. </w:t>
       </w:r>
-      <w:proofErr w:type="spellStart"/>
       <w:r>
         <w:rPr>
           <w:lang w:val="en-US"/>
         </w:rPr>
         <w:t>Numpy</w:t>
       </w:r>
-      <w:proofErr w:type="spellEnd"/>
       <w:r>
         <w:t xml:space="preserve"> </w:t>
       </w:r>
@@ -7064,15 +6533,7 @@
         <w:t>строенные методы группировки и агрегации</w:t>
       </w:r>
       <w:r>
-        <w:t xml:space="preserve">, которые упрощают анализ, а также обработка </w:t>
-      </w:r>
-      <w:proofErr w:type="spellStart"/>
-      <w:r>
-        <w:t>чанками</w:t>
-      </w:r>
-      <w:proofErr w:type="spellEnd"/>
-      <w:r>
-        <w:t xml:space="preserve"> </w:t>
+        <w:t xml:space="preserve">, которые упрощают анализ, а также обработка чанками </w:t>
       </w:r>
       <w:r>
         <w:t>решает проблему памяти для больших файлов</w:t>
@@ -7135,15 +6596,7 @@
         <w:t xml:space="preserve"> </w:t>
       </w:r>
       <w:r>
-        <w:t xml:space="preserve">Он упрощает создание профессиональных CLI-приложений с валидацией параметров и </w:t>
-      </w:r>
-      <w:proofErr w:type="spellStart"/>
-      <w:r>
-        <w:t>автогенерированной</w:t>
-      </w:r>
-      <w:proofErr w:type="spellEnd"/>
-      <w:r>
-        <w:t xml:space="preserve"> документацией. В приложении применялись следующие компоненты библиотеки</w:t>
+        <w:t>Он упрощает создание профессиональных CLI-приложений с валидацией параметров и автогенерированной документацией. В приложении применялись следующие компоненты библиотеки</w:t>
       </w:r>
       <w:r>
         <w:rPr>
@@ -7167,7 +6620,6 @@
       <w:r>
         <w:t>@</w:t>
       </w:r>
-      <w:proofErr w:type="gramStart"/>
       <w:r>
         <w:rPr>
           <w:lang w:val="en-US"/>
@@ -7183,7 +6635,6 @@
         </w:rPr>
         <w:t>group</w:t>
       </w:r>
-      <w:proofErr w:type="gramEnd"/>
       <w:r>
         <w:t>() — определение групп команд,</w:t>
       </w:r>
@@ -7201,15 +6652,7 @@
         <w:ind w:left="0" w:firstLine="709"/>
       </w:pPr>
       <w:r>
-        <w:t>@</w:t>
-      </w:r>
-      <w:proofErr w:type="gramStart"/>
-      <w:r>
-        <w:t>click.argument</w:t>
-      </w:r>
-      <w:proofErr w:type="gramEnd"/>
-      <w:r>
-        <w:t>() — позиционные аргументы</w:t>
+        <w:t>@click.argument() — позиционные аргументы</w:t>
       </w:r>
       <w:r>
         <w:rPr>
@@ -7231,15 +6674,7 @@
         <w:ind w:left="0" w:firstLine="709"/>
       </w:pPr>
       <w:r>
-        <w:t>@</w:t>
-      </w:r>
-      <w:proofErr w:type="gramStart"/>
-      <w:r>
-        <w:t>click.option</w:t>
-      </w:r>
-      <w:proofErr w:type="gramEnd"/>
-      <w:r>
-        <w:t>() — опции с флагами.</w:t>
+        <w:t>@click.option() — опции с флагами.</w:t>
       </w:r>
     </w:p>
     <w:p>
@@ -7346,6 +6781,18 @@
       </w:pPr>
       <w:r>
         <w:t>Создание виртуального окружения</w:t>
+      </w:r>
+      <w:r>
+        <w:t xml:space="preserve"> (</w:t>
+      </w:r>
+      <w:r>
+        <w:rPr>
+          <w:lang w:val="en-US"/>
+        </w:rPr>
+        <w:t>Windows</w:t>
+      </w:r>
+      <w:r>
+        <w:t>)</w:t>
       </w:r>
     </w:p>
     <w:tbl>
@@ -7395,30 +6842,24 @@
               </w:rPr>
               <w:t xml:space="preserve"> </w:t>
             </w:r>
-            <w:proofErr w:type="spellStart"/>
-            <w:proofErr w:type="gramStart"/>
             <w:r>
               <w:rPr>
                 <w:lang w:val="en-US"/>
               </w:rPr>
               <w:t>venv</w:t>
             </w:r>
-            <w:proofErr w:type="spellEnd"/>
             <w:r>
               <w:rPr>
                 <w:lang w:val="en-US"/>
               </w:rPr>
               <w:t xml:space="preserve"> .</w:t>
             </w:r>
-            <w:proofErr w:type="spellStart"/>
             <w:r>
               <w:rPr>
                 <w:lang w:val="en-US"/>
               </w:rPr>
               <w:t>venv</w:t>
             </w:r>
-            <w:proofErr w:type="spellEnd"/>
-            <w:proofErr w:type="gramEnd"/>
           </w:p>
           <w:p>
             <w:pPr>
@@ -7429,27 +6870,11 @@
                 <w:lang w:val="en-US"/>
               </w:rPr>
             </w:pPr>
-            <w:proofErr w:type="gramStart"/>
             <w:r>
               <w:rPr>
                 <w:lang w:val="en-US"/>
               </w:rPr>
-              <w:t>.</w:t>
-            </w:r>
-            <w:proofErr w:type="spellStart"/>
-            <w:r>
-              <w:rPr>
-                <w:lang w:val="en-US"/>
-              </w:rPr>
-              <w:t>venv</w:t>
-            </w:r>
-            <w:proofErr w:type="spellEnd"/>
-            <w:proofErr w:type="gramEnd"/>
-            <w:r>
-              <w:rPr>
-                <w:lang w:val="en-US"/>
-              </w:rPr>
-              <w:t>\Scripts\activate</w:t>
+              <w:t>.venv\Scripts\activate</w:t>
             </w:r>
           </w:p>
         </w:tc>
@@ -7523,7 +6948,6 @@
             <w:r>
               <w:t xml:space="preserve"> -</w:t>
             </w:r>
-            <w:proofErr w:type="gramStart"/>
             <w:r>
               <w:rPr>
                 <w:lang w:val="en-US"/>
@@ -7531,11 +6955,7 @@
               <w:t>e</w:t>
             </w:r>
             <w:r>
-              <w:t xml:space="preserve"> .</w:t>
-            </w:r>
-            <w:proofErr w:type="gramEnd"/>
-            <w:r>
-              <w:t xml:space="preserve"> </w:t>
+              <w:t xml:space="preserve"> . </w:t>
             </w:r>
           </w:p>
         </w:tc>
@@ -7585,19 +7005,9 @@
               <w:pStyle w:val="1-"/>
               <w:ind w:firstLine="0"/>
             </w:pPr>
-            <w:proofErr w:type="spellStart"/>
-            <w:r>
-              <w:t>memetl</w:t>
-            </w:r>
-            <w:proofErr w:type="spellEnd"/>
-            <w:r>
-              <w:t xml:space="preserve"> --</w:t>
-            </w:r>
-            <w:proofErr w:type="spellStart"/>
-            <w:r>
-              <w:t>help</w:t>
-            </w:r>
-            <w:proofErr w:type="spellEnd"/>
+            <w:r>
+              <w:t>memetl --help</w:t>
+            </w:r>
           </w:p>
         </w:tc>
       </w:tr>
@@ -7619,7 +7029,6 @@
       <w:r>
         <w:t xml:space="preserve">Установка через </w:t>
       </w:r>
-      <w:proofErr w:type="spellStart"/>
       <w:r>
         <w:rPr>
           <w:lang w:val="en-US"/>
@@ -7627,7 +7036,6 @@
         <w:t>TestPyPI</w:t>
       </w:r>
       <w:bookmarkEnd w:id="16"/>
-      <w:proofErr w:type="spellEnd"/>
     </w:p>
     <w:p>
       <w:pPr>
@@ -7695,30 +7103,24 @@
               </w:rPr>
               <w:t xml:space="preserve"> </w:t>
             </w:r>
-            <w:proofErr w:type="spellStart"/>
-            <w:proofErr w:type="gramStart"/>
             <w:r>
               <w:rPr>
                 <w:lang w:val="en-US"/>
               </w:rPr>
               <w:t>venv</w:t>
             </w:r>
-            <w:proofErr w:type="spellEnd"/>
             <w:r>
               <w:rPr>
                 <w:lang w:val="en-US"/>
               </w:rPr>
               <w:t xml:space="preserve"> .</w:t>
             </w:r>
-            <w:proofErr w:type="spellStart"/>
             <w:r>
               <w:rPr>
                 <w:lang w:val="en-US"/>
               </w:rPr>
               <w:t>venv</w:t>
             </w:r>
-            <w:proofErr w:type="spellEnd"/>
-            <w:proofErr w:type="gramEnd"/>
           </w:p>
           <w:p>
             <w:pPr>
@@ -7729,27 +7131,11 @@
                 <w:lang w:val="en-US"/>
               </w:rPr>
             </w:pPr>
-            <w:proofErr w:type="gramStart"/>
             <w:r>
               <w:rPr>
                 <w:lang w:val="en-US"/>
               </w:rPr>
-              <w:t>.</w:t>
-            </w:r>
-            <w:proofErr w:type="spellStart"/>
-            <w:r>
-              <w:rPr>
-                <w:lang w:val="en-US"/>
-              </w:rPr>
-              <w:t>venv</w:t>
-            </w:r>
-            <w:proofErr w:type="spellEnd"/>
-            <w:proofErr w:type="gramEnd"/>
-            <w:r>
-              <w:rPr>
-                <w:lang w:val="en-US"/>
-              </w:rPr>
-              <w:t>\Scripts\activate</w:t>
+              <w:t>.venv\Scripts\activate</w:t>
             </w:r>
           </w:p>
         </w:tc>
@@ -7800,35 +7186,7 @@
               <w:rPr>
                 <w:lang w:val="en-US"/>
               </w:rPr>
-              <w:t>pip install --index-</w:t>
-            </w:r>
-            <w:proofErr w:type="spellStart"/>
-            <w:r>
-              <w:rPr>
-                <w:lang w:val="en-US"/>
-              </w:rPr>
-              <w:t>url</w:t>
-            </w:r>
-            <w:proofErr w:type="spellEnd"/>
-            <w:r>
-              <w:rPr>
-                <w:lang w:val="en-US"/>
-              </w:rPr>
-              <w:t xml:space="preserve"> https://test.pypi.org/simple/ --extra-index-</w:t>
-            </w:r>
-            <w:proofErr w:type="spellStart"/>
-            <w:r>
-              <w:rPr>
-                <w:lang w:val="en-US"/>
-              </w:rPr>
-              <w:t>url</w:t>
-            </w:r>
-            <w:proofErr w:type="spellEnd"/>
-            <w:r>
-              <w:rPr>
-                <w:lang w:val="en-US"/>
-              </w:rPr>
-              <w:t xml:space="preserve"> https://pypi.org/simple/ memetl-zazulya6303==0.2.</w:t>
+              <w:t>pip install --index-url https://test.pypi.org/simple/ --extra-index-url https://pypi.org/simple/ memetl-zazulya6303==0.2.</w:t>
             </w:r>
             <w:r>
               <w:rPr>
@@ -7931,21 +7289,7 @@
               <w:rPr>
                 <w:lang w:val="en-US"/>
               </w:rPr>
-              <w:t xml:space="preserve">python -m </w:t>
-            </w:r>
-            <w:proofErr w:type="spellStart"/>
-            <w:r>
-              <w:rPr>
-                <w:lang w:val="en-US"/>
-              </w:rPr>
-              <w:t>memetl</w:t>
-            </w:r>
-            <w:proofErr w:type="spellEnd"/>
-            <w:r>
-              <w:rPr>
-                <w:lang w:val="en-US"/>
-              </w:rPr>
-              <w:t xml:space="preserve"> </w:t>
+              <w:t xml:space="preserve">python -m memetl </w:t>
             </w:r>
             <w:r>
               <w:rPr>
@@ -8016,11 +7360,9 @@
       <w:r>
         <w:t xml:space="preserve"> </w:t>
       </w:r>
-      <w:proofErr w:type="spellStart"/>
       <w:r>
         <w:t>пайплайна</w:t>
       </w:r>
-      <w:proofErr w:type="spellEnd"/>
       <w:r>
         <w:t>, --</w:t>
       </w:r>
@@ -8060,14 +7402,12 @@
       <w:r>
         <w:t xml:space="preserve"> </w:t>
       </w:r>
-      <w:proofErr w:type="spellStart"/>
       <w:r>
         <w:rPr>
           <w:lang w:val="en-US"/>
         </w:rPr>
         <w:t>MetObjects</w:t>
       </w:r>
-      <w:proofErr w:type="spellEnd"/>
       <w:r>
         <w:t>.</w:t>
       </w:r>
@@ -8229,13 +7569,8 @@
         <w:pStyle w:val="-"/>
       </w:pPr>
       <w:r>
-        <w:t xml:space="preserve">Рисунок 4 – Вызов пакета для запуска асинхронного </w:t>
-      </w:r>
-      <w:proofErr w:type="spellStart"/>
-      <w:r>
-        <w:t>пайплайна</w:t>
-      </w:r>
-      <w:proofErr w:type="spellEnd"/>
+        <w:t>Рисунок 4 – Вызов пакета для запуска асинхронного пайплайна</w:t>
+      </w:r>
     </w:p>
     <w:p>
       <w:pPr>
@@ -8315,20 +7650,12 @@
                 <w:lang w:val="en-US"/>
               </w:rPr>
             </w:pPr>
-            <w:proofErr w:type="spellStart"/>
             <w:r>
               <w:rPr>
                 <w:lang w:val="en-US"/>
               </w:rPr>
               <w:lastRenderedPageBreak/>
-              <w:t>memetl</w:t>
-            </w:r>
-            <w:proofErr w:type="spellEnd"/>
-            <w:r>
-              <w:rPr>
-                <w:lang w:val="en-US"/>
-              </w:rPr>
-              <w:t xml:space="preserve"> --help</w:t>
+              <w:t>memetl --help</w:t>
             </w:r>
           </w:p>
         </w:tc>
@@ -8452,14 +7779,12 @@
               </w:tabs>
               <w:ind w:firstLine="0"/>
             </w:pPr>
-            <w:proofErr w:type="spellStart"/>
             <w:r>
               <w:rPr>
                 <w:lang w:val="en-US"/>
               </w:rPr>
               <w:t>memetl</w:t>
             </w:r>
-            <w:proofErr w:type="spellEnd"/>
             <w:r>
               <w:t xml:space="preserve"> </w:t>
             </w:r>
@@ -8487,11 +7812,9 @@
               </w:rPr>
               <w:t>count</w:t>
             </w:r>
-            <w:proofErr w:type="gramStart"/>
             <w:r>
               <w:t>&gt;  --</w:t>
             </w:r>
-            <w:proofErr w:type="gramEnd"/>
             <w:r>
               <w:rPr>
                 <w:lang w:val="en-US"/>
@@ -8513,14 +7836,12 @@
             <w:r>
               <w:t xml:space="preserve"> </w:t>
             </w:r>
-            <w:proofErr w:type="spellStart"/>
             <w:r>
               <w:rPr>
                 <w:lang w:val="en-US"/>
               </w:rPr>
               <w:t>MetObjects</w:t>
             </w:r>
-            <w:proofErr w:type="spellEnd"/>
             <w:r>
               <w:t>.</w:t>
             </w:r>
@@ -8640,7 +7961,6 @@
       <w:r>
         <w:t xml:space="preserve">Рисунок 6 – Сохранение метаданных о выбранных объектах в </w:t>
       </w:r>
-      <w:proofErr w:type="gramStart"/>
       <w:r>
         <w:rPr>
           <w:lang w:val="en-US"/>
@@ -8650,15 +7970,12 @@
       <w:r>
         <w:t>.</w:t>
       </w:r>
-      <w:proofErr w:type="spellStart"/>
       <w:r>
         <w:rPr>
           <w:lang w:val="en-US"/>
         </w:rPr>
         <w:t>json</w:t>
       </w:r>
-      <w:proofErr w:type="spellEnd"/>
-      <w:proofErr w:type="gramEnd"/>
     </w:p>
     <w:p>
       <w:pPr>
@@ -8720,14 +8037,12 @@
       <w:r>
         <w:t xml:space="preserve">Рисунок 7 – Результат работы </w:t>
       </w:r>
-      <w:proofErr w:type="spellStart"/>
       <w:r>
         <w:rPr>
           <w:lang w:val="en-US"/>
         </w:rPr>
         <w:t>memetl</w:t>
       </w:r>
-      <w:proofErr w:type="spellEnd"/>
       <w:r>
         <w:t xml:space="preserve"> </w:t>
       </w:r>
@@ -8751,24 +8066,14 @@
         <w:ind w:left="0" w:firstLine="709"/>
       </w:pPr>
       <w:r>
-        <w:t xml:space="preserve">Запуск </w:t>
-      </w:r>
-      <w:proofErr w:type="spellStart"/>
-      <w:r>
-        <w:t>пайплайна</w:t>
-      </w:r>
-      <w:proofErr w:type="spellEnd"/>
-      <w:r>
-        <w:t xml:space="preserve"> скачивания и обработки изображений, полученных при вызове </w:t>
-      </w:r>
-      <w:proofErr w:type="spellStart"/>
+        <w:t xml:space="preserve">Запуск пайплайна скачивания и обработки изображений, полученных при вызове </w:t>
+      </w:r>
       <w:r>
         <w:rPr>
           <w:lang w:val="en-US"/>
         </w:rPr>
         <w:t>memetl</w:t>
       </w:r>
-      <w:proofErr w:type="spellEnd"/>
       <w:r>
         <w:t xml:space="preserve"> </w:t>
       </w:r>
@@ -8804,14 +8109,12 @@
               </w:tabs>
               <w:ind w:firstLine="0"/>
             </w:pPr>
-            <w:proofErr w:type="spellStart"/>
             <w:r>
               <w:rPr>
                 <w:lang w:val="en-US"/>
               </w:rPr>
               <w:t>memetl</w:t>
             </w:r>
-            <w:proofErr w:type="spellEnd"/>
             <w:r>
               <w:t xml:space="preserve"> </w:t>
             </w:r>
@@ -8839,22 +8142,18 @@
             <w:r>
               <w:t xml:space="preserve"> </w:t>
             </w:r>
-            <w:proofErr w:type="gramStart"/>
             <w:r>
               <w:t>до</w:t>
             </w:r>
             <w:r>
               <w:t xml:space="preserve"> .</w:t>
             </w:r>
-            <w:proofErr w:type="spellStart"/>
             <w:r>
               <w:rPr>
                 <w:lang w:val="en-US"/>
               </w:rPr>
               <w:t>json</w:t>
             </w:r>
-            <w:proofErr w:type="spellEnd"/>
-            <w:proofErr w:type="gramEnd"/>
             <w:r>
               <w:t xml:space="preserve"> </w:t>
             </w:r>
@@ -8972,7 +8271,6 @@
       <w:r>
         <w:t xml:space="preserve">Рисунок 8 – Скачивание и обработка изображений из файла </w:t>
       </w:r>
-      <w:proofErr w:type="gramStart"/>
       <w:r>
         <w:rPr>
           <w:lang w:val="en-US"/>
@@ -8982,15 +8280,12 @@
       <w:r>
         <w:t>.</w:t>
       </w:r>
-      <w:proofErr w:type="spellStart"/>
       <w:r>
         <w:rPr>
           <w:lang w:val="en-US"/>
         </w:rPr>
         <w:t>json</w:t>
       </w:r>
-      <w:proofErr w:type="spellEnd"/>
-      <w:proofErr w:type="gramEnd"/>
     </w:p>
     <w:p>
       <w:pPr>
@@ -9040,14 +8335,12 @@
               </w:tabs>
               <w:ind w:firstLine="0"/>
             </w:pPr>
-            <w:proofErr w:type="spellStart"/>
             <w:r>
               <w:rPr>
                 <w:lang w:val="en-US"/>
               </w:rPr>
               <w:t>memetl</w:t>
             </w:r>
-            <w:proofErr w:type="spellEnd"/>
             <w:r>
               <w:t xml:space="preserve"> </w:t>
             </w:r>
@@ -9081,14 +8374,12 @@
             <w:r>
               <w:t xml:space="preserve"> </w:t>
             </w:r>
-            <w:proofErr w:type="spellStart"/>
             <w:r>
               <w:rPr>
                 <w:lang w:val="en-US"/>
               </w:rPr>
               <w:t>MetObjects</w:t>
             </w:r>
-            <w:proofErr w:type="spellEnd"/>
             <w:r>
               <w:t>.</w:t>
             </w:r>
@@ -9317,23 +8608,7 @@
         <w:t>OpenCV</w:t>
       </w:r>
       <w:r>
-        <w:t>: успешно реализованы как базовые, так и усложненные (гамма-коррекция, выравнивание гистограмм) алгоритмы обработки изображений средствами </w:t>
-      </w:r>
-      <w:proofErr w:type="spellStart"/>
-      <w:r>
-        <w:t>numpy</w:t>
-      </w:r>
-      <w:proofErr w:type="spellEnd"/>
-      <w:r>
-        <w:t> и </w:t>
-      </w:r>
-      <w:proofErr w:type="spellStart"/>
-      <w:r>
-        <w:t>opencv-python</w:t>
-      </w:r>
-      <w:proofErr w:type="spellEnd"/>
-      <w:r>
-        <w:t>.</w:t>
+        <w:t>: успешно реализованы как базовые, так и усложненные (гамма-коррекция, выравнивание гистограмм) алгоритмы обработки изображений средствами numpy и opencv-python.</w:t>
       </w:r>
     </w:p>
     <w:p>
@@ -9351,14 +8626,12 @@
       <w:r>
         <w:t xml:space="preserve">Освоена работа с </w:t>
       </w:r>
-      <w:proofErr w:type="spellStart"/>
       <w:r>
         <w:rPr>
           <w:lang w:val="en-US"/>
         </w:rPr>
         <w:t>ProcessPoolExecutor</w:t>
       </w:r>
-      <w:proofErr w:type="spellEnd"/>
       <w:r>
         <w:t>, а также изучены нюансы работы с этой технологией.</w:t>
       </w:r>
@@ -9382,15 +8655,7 @@
         <w:t>распространению</w:t>
       </w:r>
       <w:r>
-        <w:t xml:space="preserve">: приложение оснащено системой логирования, удобным интерфейсом командной строки (CLI на базе Click), корректно структурировано, собрано в пакет и успешно опубликовано в репозитории </w:t>
-      </w:r>
-      <w:proofErr w:type="spellStart"/>
-      <w:r>
-        <w:t>TestPyPI</w:t>
-      </w:r>
-      <w:proofErr w:type="spellEnd"/>
-      <w:r>
-        <w:t>.</w:t>
+        <w:t>: приложение оснащено системой логирования, удобным интерфейсом командной строки (CLI на базе Click), корректно структурировано, собрано в пакет и успешно опубликовано в репозитории TestPyPI.</w:t>
       </w:r>
       <w:r>
         <w:t xml:space="preserve"> </w:t>
@@ -9559,7 +8824,6 @@
       <w:r>
         <w:t xml:space="preserve">Ссылка на </w:t>
       </w:r>
-      <w:proofErr w:type="spellStart"/>
       <w:r>
         <w:rPr>
           <w:lang w:val="en-US"/>
@@ -9567,7 +8831,6 @@
         <w:t>TestPyPI</w:t>
       </w:r>
       <w:bookmarkEnd w:id="30"/>
-      <w:proofErr w:type="spellEnd"/>
     </w:p>
     <w:tbl>
       <w:tblPr>
@@ -9872,19 +9135,11 @@
                 <w:lang w:val="en-US"/>
               </w:rPr>
             </w:pPr>
-            <w:proofErr w:type="spellStart"/>
             <w:r>
               <w:rPr>
                 <w:lang w:val="en-US"/>
               </w:rPr>
-              <w:t>opencv</w:t>
-            </w:r>
-            <w:proofErr w:type="spellEnd"/>
-            <w:r>
-              <w:rPr>
-                <w:lang w:val="en-US"/>
-              </w:rPr>
-              <w:t>-python</w:t>
+              <w:t>opencv-python</w:t>
             </w:r>
           </w:p>
           <w:p>
@@ -9894,14 +9149,12 @@
                 <w:lang w:val="en-US"/>
               </w:rPr>
             </w:pPr>
-            <w:proofErr w:type="spellStart"/>
             <w:r>
               <w:rPr>
                 <w:lang w:val="en-US"/>
               </w:rPr>
               <w:t>aiohttp</w:t>
             </w:r>
-            <w:proofErr w:type="spellEnd"/>
           </w:p>
           <w:p>
             <w:pPr>
@@ -9910,14 +9163,12 @@
                 <w:lang w:val="en-US"/>
               </w:rPr>
             </w:pPr>
-            <w:proofErr w:type="spellStart"/>
             <w:r>
               <w:rPr>
                 <w:lang w:val="en-US"/>
               </w:rPr>
               <w:t>aiofiles</w:t>
             </w:r>
-            <w:proofErr w:type="spellEnd"/>
           </w:p>
           <w:p>
             <w:pPr>
@@ -9926,14 +9177,12 @@
                 <w:lang w:val="en-US"/>
               </w:rPr>
             </w:pPr>
-            <w:proofErr w:type="spellStart"/>
             <w:r>
               <w:rPr>
                 <w:lang w:val="en-US"/>
               </w:rPr>
               <w:t>aioshutil</w:t>
             </w:r>
-            <w:proofErr w:type="spellEnd"/>
           </w:p>
         </w:tc>
       </w:tr>
